--- a/manuscript_narrative/original_layout/Galaxy_agents_original_layout_manuscript.docx
+++ b/manuscript_narrative/original_layout/Galaxy_agents_original_layout_manuscript.docx
@@ -55,18 +55,18 @@
         <w:rPr>
           <w:rFonts w:ascii="Arial" w:cs="Arial" w:eastAsia="Arial" w:hAnsi="Arial"/>
         </w:rPr>
-        <w:t xml:space="preserve">Biomedical agents can produce plausible answers without checking whether their analyses support them. We analysed 3,840 assigned runs in which four model configurations attempted each task of three benchmarks three times, in Galaxy and in open-ended code. Benchmark performance was similar between the two environments, and Galaxy solved more tasks in all three attempts, although per-model intervals were wide. An audit of every task with a rejected answer attributed most failures to agent analyses that lacked adequate verification and about a third to benchmark references or scoring; domain knowledge alone and Galaxy platform faults were uncommon. Galaxy used 2.7–4.3 times more total input tokens than open-ended code on two question-answering benchmarks, but not on workflow tasks. Interface traces located this overhead in tool discovery, schema errors and failures returned without diagnostics. A planned intervention study will test interface changes that target these costs; its results are pending.</w:t>
-      </w:r>
-    </w:p>
-    <w:p>
-      <w:pPr>
-        <w:spacing w:after="160" w:line="360"/>
-      </w:pPr>
-      <w:r>
-        <w:rPr>
-          <w:rFonts w:ascii="Arial" w:cs="Arial" w:eastAsia="Arial" w:hAnsi="Arial"/>
-        </w:rPr>
-        <w:t xml:space="preserve">Biomedical agents increasingly connect language models to analysis software, literature and datasets. Systems such as Biomni, Paper2Agent and CellVoyager illustrate the potential of tool-assisted investigation, while computational biology benchmarks make task performance measurable.</w:t>
+        <w:t xml:space="preserve">AI agents are increasingly used to perform biomedical data analyses, but their analyses can be difficult to verify and costly to run. To understand how an execution environment shapes agent analyses, we compared agents working in the Galaxy workbench with agents writing open-ended code. Four model configurations attempted each of 160 tasks from three benchmarks three times in each environment. Agents performed similarly in both, and Galaxy runs more often solved a task in all three attempts. An audit of every failing task showed that most failing analyses lacked adequate verification, whereas missing domain knowledge and Galaxy faults were uncommon. Galaxy runs used 2.7–4.3 times more input tokens than open-ended code on question-answering tasks, and interface traces linked this overhead to tool discovery, rejected requests and failures without diagnostics. These results identify verification as the main barrier to reliable agent analyses and define concrete improvements for agent-ready workbenches.</w:t>
+      </w:r>
+    </w:p>
+    <w:p>
+      <w:pPr>
+        <w:spacing w:after="160" w:line="360"/>
+      </w:pPr>
+      <w:r>
+        <w:rPr>
+          <w:rFonts w:ascii="Arial" w:cs="Arial" w:eastAsia="Arial" w:hAnsi="Arial"/>
+        </w:rPr>
+        <w:t xml:space="preserve">AI agents are increasingly used to perform biomedical data analyses from start to finish. Systems such as Biomni, Paper2Agent and CellVoyager connect large language models to analysis software, literature and datasets, and computational biology benchmarks now measure how often agents reach correct answers.</w:t>
       </w:r>
       <w:r>
         <w:rPr>
@@ -79,62 +79,69 @@
         <w:rPr>
           <w:rFonts w:ascii="Arial" w:cs="Arial" w:eastAsia="Arial" w:hAnsi="Arial"/>
         </w:rPr>
-        <w:t xml:space="preserve"> A submitted answer nevertheless compresses many decisions: which inputs were used, whether the chosen method addressed the question, how execution failures were handled and whether an apparently successful result was checked. Distinguishing useful automation from plausible but unsupported conclusions requires evaluating these decisions as well as the answer.</w:t>
-      </w:r>
-    </w:p>
-    <w:p>
-      <w:pPr>
-        <w:spacing w:after="160" w:line="360"/>
-      </w:pPr>
-      <w:r>
-        <w:rPr>
-          <w:rFonts w:ascii="Arial" w:cs="Arial" w:eastAsia="Arial" w:hAnsi="Arial"/>
-        </w:rPr>
-        <w:t xml:space="preserve">Galaxy provides a workbench in which analyses retain histories, datasets, tool versions and job records.</w:t>
+        <w:t xml:space="preserve"> Despite this progress, agent analyses can be difficult to trust. An agent can choose an inappropriate method, mishandle an input or accept an unchecked result and still report a plausible answer. As AI tools take on more of the analysis, such errors become harder to see and more important to catch.</w:t>
       </w:r>
       <w:r>
         <w:rPr>
           <w:rFonts w:ascii="Arial" w:cs="Arial" w:eastAsia="Arial" w:hAnsi="Arial"/>
           <w:vertAlign w:val="superscript"/>
         </w:rPr>
-        <w:t xml:space="preserve">6,7</w:t>
-      </w:r>
-      <w:r>
-        <w:rPr>
-          <w:rFonts w:ascii="Arial" w:cs="Arial" w:eastAsia="Arial" w:hAnsi="Arial"/>
-        </w:rPr>
-        <w:t xml:space="preserve"> These records could make agent behaviour easier to inspect, but interacting with a workbench may also increase context and execution overhead. Workflow reproducibility and machine-learning evaluation standards therefore motivate measuring answer performance, analysis decisions and resource use separately.</w:t>
+        <w:t xml:space="preserve">6</w:t>
+      </w:r>
+    </w:p>
+    <w:p>
+      <w:pPr>
+        <w:spacing w:after="160" w:line="360"/>
+      </w:pPr>
+      <w:r>
+        <w:rPr>
+          <w:rFonts w:ascii="Arial" w:cs="Arial" w:eastAsia="Arial" w:hAnsi="Arial"/>
+        </w:rPr>
+        <w:t xml:space="preserve">Trustworthy agent analyses have three requirements that answer-level benchmarks rarely measure. First, the analysis must be executed faithfully and recorded so that others can inspect and repeat it.</w:t>
       </w:r>
       <w:r>
         <w:rPr>
           <w:rFonts w:ascii="Arial" w:cs="Arial" w:eastAsia="Arial" w:hAnsi="Arial"/>
           <w:vertAlign w:val="superscript"/>
         </w:rPr>
-        <w:t xml:space="preserve">8,9</w:t>
-      </w:r>
-      <w:r>
-        <w:rPr>
-          <w:rFonts w:ascii="Arial" w:cs="Arial" w:eastAsia="Arial" w:hAnsi="Arial"/>
-        </w:rPr>
-        <w:t xml:space="preserve"> Critical benchmarking can show where added complexity delivers value and where simpler alternatives suffice.</w:t>
+        <w:t xml:space="preserve">7,8</w:t>
+      </w:r>
+      <w:r>
+        <w:rPr>
+          <w:rFonts w:ascii="Arial" w:cs="Arial" w:eastAsia="Arial" w:hAnsi="Arial"/>
+        </w:rPr>
+        <w:t xml:space="preserve"> Second, the agent must check that its analysis supports its conclusion. Third, the analysis must be affordable, because agents consume model context with every interaction. Galaxy meets the first requirement for human users: analyses run as installed, versioned tools, and each step is recorded in a history with its tool, parameters and data.</w:t>
       </w:r>
       <w:r>
         <w:rPr>
           <w:rFonts w:ascii="Arial" w:cs="Arial" w:eastAsia="Arial" w:hAnsi="Arial"/>
           <w:vertAlign w:val="superscript"/>
         </w:rPr>
-        <w:t xml:space="preserve">10</w:t>
-      </w:r>
-    </w:p>
-    <w:p>
-      <w:pPr>
-        <w:spacing w:after="160" w:line="360"/>
-      </w:pPr>
-      <w:r>
-        <w:rPr>
-          <w:rFonts w:ascii="Arial" w:cs="Arial" w:eastAsia="Arial" w:hAnsi="Arial"/>
-        </w:rPr>
-        <w:t xml:space="preserve">Here we compare Galaxy with open-ended code as execution environments for biomedical agents across three benchmarks. We find that agents performed similarly in both environments; that when they failed, the recorded analyses most often lacked adequate verification rather than biological or Galaxy knowledge; and that Galaxy's input-token overhead was concentrated in specific interface interactions that can be redesigned. We close by specifying how benchmark measurements can drive and test such interface changes.</w:t>
+        <w:t xml:space="preserve">9,10</w:t>
+      </w:r>
+      <w:r>
+        <w:rPr>
+          <w:rFonts w:ascii="Arial" w:cs="Arial" w:eastAsia="Arial" w:hAnsi="Arial"/>
+        </w:rPr>
+        <w:t xml:space="preserve"> Whether these strengths carry over to AI agents, and at what cost, is not known. Critical benchmarking can show where added infrastructure delivers value and where simpler alternatives suffice.</w:t>
+      </w:r>
+      <w:r>
+        <w:rPr>
+          <w:rFonts w:ascii="Arial" w:cs="Arial" w:eastAsia="Arial" w:hAnsi="Arial"/>
+          <w:vertAlign w:val="superscript"/>
+        </w:rPr>
+        <w:t xml:space="preserve">11</w:t>
+      </w:r>
+    </w:p>
+    <w:p>
+      <w:pPr>
+        <w:spacing w:after="160" w:line="360"/>
+      </w:pPr>
+      <w:r>
+        <w:rPr>
+          <w:rFonts w:ascii="Arial" w:cs="Arial" w:eastAsia="Arial" w:hAnsi="Arial"/>
+        </w:rPr>
+        <w:t xml:space="preserve">To address this gap, we compared agents working in Galaxy with agents writing open-ended code on three biomedical benchmarks and analysed their answers, execution records and token use. We show three main results. First, agents performed similarly in both environments. Second, failures most often reflected analyses that agents did not verify, rather than missing biological or Galaxy knowledge. Third, Galaxy's token overhead was concentrated in specific interface interactions that can be improved. Together, these results define what agent-ready workbenches need and show how benchmarks can guide their development.</w:t>
       </w:r>
     </w:p>
     <w:p>
@@ -177,29 +184,29 @@
         <w:rPr>
           <w:rFonts w:ascii="Arial" w:cs="Arial" w:eastAsia="Arial" w:hAnsi="Arial"/>
         </w:rPr>
-        <w:t xml:space="preserve">The archive contains 4,240 runs spanning BixBench-Verified-50, CompBioBench and ten workflows from the Galaxy Intergalactic Workflow Commission (IWC). Primary comparisons use four shared Codex configurations—GPT-5.5, GPT-5.6 Sol, GPT-5.6 Luna and DeepSeek V4 Pro—each attempting every task three times in each environment, for 3,840 assigned runs (Fig. 1). We exclude 100 code-only Astra runs, which have no Galaxy counterpart, and 300 runs from a superseded harness. One IWC task lacks comparable scores between arms, leaving 3,816 runs for endpoint analyses; all 160 tasks remain in the interface analyses.</w:t>
-      </w:r>
-    </w:p>
-    <w:p>
-      <w:pPr>
-        <w:spacing w:after="160" w:line="360"/>
-      </w:pPr>
-      <w:r>
-        <w:rPr>
-          <w:rFonts w:ascii="Arial" w:cs="Arial" w:eastAsia="Arial" w:hAnsi="Arial"/>
-        </w:rPr>
-        <w:t xml:space="preserve">Each benchmark keeps its own endpoint. BixBench uses the original evaluator's binary acceptance. CompBioBench uses agreement with a reconstructed answer key, in which 54 references were inferred from recorded scores and 46 from predicted answers. IWC uses continuous agreement (0–1) with curated workflow outputs on nine tasks. Tokens are the recorded model input, including cached context that the model rereads.</w:t>
-      </w:r>
-    </w:p>
-    <w:p>
-      <w:pPr>
-        <w:spacing w:after="160" w:line="360"/>
-      </w:pPr>
-      <w:r>
-        <w:rPr>
-          <w:rFonts w:ascii="Arial" w:cs="Arial" w:eastAsia="Arial" w:hAnsi="Arial"/>
-        </w:rPr>
-        <w:t xml:space="preserve">The two arms differ by design. Galaxy prompts add execution policy, including history use, permitted tools, rules for user-defined tools (UDTs) and interface timeouts. They were longer on BixBench (707 versus 366 median words) and CompBioBench (938 versus 227) but not on IWC (333 versus 344). Time budgets, runtime environments and campaign histories also differ (Methods). We therefore compare the assigned arms as deployed—agent plus execution environment—rather than estimating an effect of Galaxy alone.</w:t>
+        <w:t xml:space="preserve">We assembled an archive of 4,240 agent runs on three benchmarks: BixBench-Verified-50, CompBioBench and ten workflows from the Galaxy Intergalactic Workflow Commission (IWC) (Fig. 1). Four Codex model configurations—GPT-5.5, GPT-5.6 Sol, GPT-5.6 Luna and DeepSeek V4 Pro—attempted every task three times in each environment, yielding 3,840 assigned runs. In the open-ended code environment, agents installed software and wrote their own analysis code. In the Galaxy environment, agents ran installed tools and could also run their own code as user-defined tools (UDTs). We excluded 100 code-only Astra runs and 300 runs from a superseded harness. One IWC task lacked comparable scores between environments, leaving 3,816 runs for endpoint analyses; all 160 tasks remain in the interface analyses.</w:t>
+      </w:r>
+    </w:p>
+    <w:p>
+      <w:pPr>
+        <w:spacing w:after="160" w:line="360"/>
+      </w:pPr>
+      <w:r>
+        <w:rPr>
+          <w:rFonts w:ascii="Arial" w:cs="Arial" w:eastAsia="Arial" w:hAnsi="Arial"/>
+        </w:rPr>
+        <w:t xml:space="preserve">Each benchmark keeps its own endpoint. BixBench uses acceptance by the original evaluator. CompBioBench uses agreement with a reconstructed answer key, in which 54 references were inferred from recorded scores and 46 from predicted answers. IWC uses continuous agreement (0–1) with curated workflow outputs on nine tasks. We also recorded model input tokens, including cached context that the model rereads, and every call that agents made to Galaxy.</w:t>
+      </w:r>
+    </w:p>
+    <w:p>
+      <w:pPr>
+        <w:spacing w:after="160" w:line="360"/>
+      </w:pPr>
+      <w:r>
+        <w:rPr>
+          <w:rFonts w:ascii="Arial" w:cs="Arial" w:eastAsia="Arial" w:hAnsi="Arial"/>
+        </w:rPr>
+        <w:t xml:space="preserve">The two environments differ by design. Galaxy prompts add execution policy, including history use, permitted tools, UDT rules and interface timeouts. They were longer than code prompts on BixBench (707 versus 366 median words) and CompBioBench (938 versus 227) but not on IWC (333 versus 344). Time budgets, runtime environments and campaign histories also differ (Methods). Our comparisons therefore describe each environment as deployed—agent, prompt and execution environment together—rather than an isolated effect of Galaxy.</w:t>
       </w:r>
     </w:p>
     <w:p>
@@ -226,40 +233,40 @@
         <w:rPr>
           <w:rFonts w:ascii="Arial" w:cs="Arial" w:eastAsia="Arial" w:hAnsi="Arial"/>
         </w:rPr>
-        <w:t xml:space="preserve">Overall performance was similar between environments (Fig. 2). On BixBench-Verified-50, acceptance was 85.2% with open-ended code and 86.5% with Galaxy, a difference of +1.3 (−3.5 to 6.4) percentage points (estimate and 95% cluster-bootstrap interval; Fig. 2a). CompBioBench agreement was 86.7% and 87.1%, a difference of +0.4 (−1.6 to 2.4) points (Fig. 2b). Both differences remained within about one point of zero after removing 15 BixBench tasks with audited benchmark-side problems (−1.0 (−3.4 to 1.0)) or 66 CompBioBench task–configuration cells containing Galaxy runs from campaigns named for wrong answers or target scores (−0.3 (−2.2 to 1.6); Fig. 2d,e). IWC agreement was 0.940 with code and 0.980 with Galaxy (+0.040 (0.009 to 0.078); Fig. 2c); three tasks containing a zero-scored run account for most of that difference (+0.004 (0.000 to 0.010) without them; Fig. 2f).</w:t>
-      </w:r>
-    </w:p>
-    <w:p>
-      <w:pPr>
-        <w:spacing w:after="160" w:line="360"/>
-      </w:pPr>
-      <w:r>
-        <w:rPr>
-          <w:rFonts w:ascii="Arial" w:cs="Arial" w:eastAsia="Arial" w:hAnsi="Arial"/>
-        </w:rPr>
-        <w:t xml:space="preserve">The best configuration depended on the benchmark. GPT-5.5 had the highest BixBench acceptance in both arms (89.3% in Galaxy), Sol the highest CompBioBench agreement in both arms (92.0% in Galaxy), and Sol and DeepSeek V4 Pro the highest IWC agreement with code (0.988) and Galaxy (0.999), respectively (Fig. 2a–c). Differences among the leading configurations were small relative to their intervals, so these are rank changes rather than a demonstrated model-by-benchmark interaction. They argue for evaluating a configuration on the intended workload rather than assuming that one model fits all.</w:t>
-      </w:r>
-    </w:p>
-    <w:p>
-      <w:pPr>
-        <w:spacing w:after="160" w:line="360"/>
-      </w:pPr>
-      <w:r>
-        <w:rPr>
-          <w:rFonts w:ascii="Arial" w:cs="Arial" w:eastAsia="Arial" w:hAnsi="Arial"/>
-        </w:rPr>
-        <w:t xml:space="preserve">Galaxy reached the correct answer more consistently. The share of binary task–configuration sets with all three attempts accepted rose from 79.5% to 82.5% on BixBench and from 77.3% to 80.5% on CompBioBench. The point estimate favoured Galaxy for every configuration on both benchmarks, although each configuration's interval included or touched zero (Fig. 3a,b). The gain came from fewer mixed-outcome sets—19 versus 15 on BixBench and 66 versus 53 on CompBioBench—not from fewer persistent failures. Of the 22 code and 20 Galaxy BixBench sets rejected in all three attempts, 17 were the same task and configuration in both arms; on CompBioBench, 15 of 25 coincided (Fig. 4d). Pooled Galaxy/code ratios of discordant sets were 0.79 (0.38 to 1.78), 0.80 (0.60 to 1.07) and 0.36 (0.00 to 0.80) for BixBench, CompBioBench and IWC (Fig. 3c), but discordance rose for DeepSeek on BixBench and for Sol on CompBioBench.</w:t>
-      </w:r>
-    </w:p>
-    <w:p>
-      <w:pPr>
-        <w:spacing w:after="160" w:line="360"/>
-      </w:pPr>
-      <w:r>
-        <w:rPr>
-          <w:rFonts w:ascii="Arial" w:cs="Arial" w:eastAsia="Arial" w:hAnsi="Arial"/>
-        </w:rPr>
-        <w:t xml:space="preserve">Galaxy runs combined installed tools with agent-written code. Agents created UDTs—their own scripts, executed as Galaxy jobs in a container—in 225 of 600 BixBench and 808 of 1,200 CompBioBench Galaxy runs, and at least one UDT job completed in 223 and 572 of these runs (Fig. 3d,e). Use varied by configuration, from under 10% of DeepSeek BixBench runs to nearly 90% of GPT-5.5 CompBioBench runs. Runs with a completed UDT job were accepted at 92.8% on BixBench, against 82.7% for runs without UDTs, and at 88.6% on CompBioBench. The 235 CompBioBench runs whose UDT jobs never completed were accepted at 81.7%. Agents chose when to write UDTs, so these are associations rather than effects. The IWC interface did not expose UDTs.</w:t>
+        <w:t xml:space="preserve">We first asked whether working in Galaxy changes how often agents reach the correct answer. Overall performance was similar in the two environments (Fig. 2). On BixBench-Verified-50, acceptance was 85.2% with open-ended code and 86.5% with Galaxy, a difference of +1.3 (−3.5 to 6.4) percentage points (estimate and 95% cluster-bootstrap interval; Fig. 2a). On CompBioBench, agreement with the reconstructed key was 86.7% and 87.1%, a difference of +0.4 (−1.6 to 2.4) points (Fig. 2b). Both differences stayed within about one point of zero when we removed 15 BixBench tasks with audited benchmark-side problems (−1.0 (−3.4 to 1.0)) or 66 CompBioBench task–configuration cells containing Galaxy runs from campaigns named for wrong answers or target scores (−0.3 (−2.2 to 1.6); Fig. 2d,e). On IWC, output agreement was 0.940 with code and 0.980 with Galaxy (+0.040 (0.009 to 0.078); Fig. 2c), and three tasks containing a zero-scored run accounted for most of this difference (+0.004 (0.000 to 0.010) without them; Fig. 2f).</w:t>
+      </w:r>
+    </w:p>
+    <w:p>
+      <w:pPr>
+        <w:spacing w:after="160" w:line="360"/>
+      </w:pPr>
+      <w:r>
+        <w:rPr>
+          <w:rFonts w:ascii="Arial" w:cs="Arial" w:eastAsia="Arial" w:hAnsi="Arial"/>
+        </w:rPr>
+        <w:t xml:space="preserve">The best model configuration depended on the benchmark. GPT-5.5 had the highest BixBench acceptance in both environments (89.3% in Galaxy), Sol had the highest CompBioBench agreement in both environments (92.0% in Galaxy), and Sol and DeepSeek V4 Pro had the highest IWC agreement with code (0.988) and Galaxy (0.999), respectively (Fig. 2a–c). The leading configurations differed by less than their intervals, so these are changes in rank rather than a demonstrated model-by-benchmark interaction. These results show that no single configuration was best for every benchmark and that configurations should be evaluated on the intended workload.</w:t>
+      </w:r>
+    </w:p>
+    <w:p>
+      <w:pPr>
+        <w:spacing w:after="160" w:line="360"/>
+      </w:pPr>
+      <w:r>
+        <w:rPr>
+          <w:rFonts w:ascii="Arial" w:cs="Arial" w:eastAsia="Arial" w:hAnsi="Arial"/>
+        </w:rPr>
+        <w:t xml:space="preserve">Galaxy runs reached the correct answer more consistently across repeated attempts. The share of task–configuration sets in which all three attempts were accepted rose from 79.5% to 82.5% on BixBench and from 77.3% to 80.5% on CompBioBench. The point estimate favoured Galaxy for every configuration on both benchmarks, although each configuration's interval included or touched zero (Fig. 3a,b). This gain came from fewer sporadic failures: sets with one or two rejected attempts fell from 19 to 15 on BixBench and from 66 to 53 on CompBioBench. Persistent failures, in contrast, recurred in both environments. Of the 22 code and 20 Galaxy BixBench sets rejected in all three attempts, 17 were the same task and configuration in both environments; on CompBioBench, 15 of 25 coincided (Fig. 4d). Pooled Galaxy/code ratios of discordant sets were 0.79 (0.38 to 1.78), 0.80 (0.60 to 1.07) and 0.36 (0.00 to 0.80) for BixBench, CompBioBench and IWC (Fig. 3c), although discordance rose for DeepSeek on BixBench and for Sol on CompBioBench.</w:t>
+      </w:r>
+    </w:p>
+    <w:p>
+      <w:pPr>
+        <w:spacing w:after="160" w:line="360"/>
+      </w:pPr>
+      <w:r>
+        <w:rPr>
+          <w:rFonts w:ascii="Arial" w:cs="Arial" w:eastAsia="Arial" w:hAnsi="Arial"/>
+        </w:rPr>
+        <w:t xml:space="preserve">Agents also ran their own code in Galaxy, creating UDTs in 225 of 600 BixBench and 808 of 1,200 CompBioBench Galaxy runs, and at least one UDT job completed in 223 and 572 of these runs, respectively (Fig. 3d,e). UDT use ranged from under 10% of DeepSeek BixBench runs to nearly 90% of GPT-5.5 CompBioBench runs. Runs with a completed UDT job were accepted at 92.8% on BixBench, compared with 82.7% for runs without UDTs, and at 88.6% on CompBioBench. In contrast, the 235 CompBioBench runs whose UDT jobs never completed were accepted at 81.7%. Because agents chose when to write UDTs, these are associations rather than effects. Together, these results show that agents perform similarly in Galaxy and in open-ended code and that, in Galaxy, they combine installed tools with their own code.</w:t>
       </w:r>
     </w:p>
     <w:p>
@@ -286,40 +293,51 @@
         <w:rPr>
           <w:rFonts w:ascii="Arial" w:cs="Arial" w:eastAsia="Arial" w:hAnsi="Arial"/>
         </w:rPr>
-        <w:t xml:space="preserve">To ask why agents failed, we audited every task on which at least one run was rejected: 22 BixBench and 51 CompBioBench tasks among the primary configurations, together with seven IWC workflows and tasks that failed only in other archived configurations (93 tasks in total; Methods). Each task received one primary cause and non-exclusive tags from an AI-assisted review of its traces and outputs. Among the 73 failing binary-benchmark tasks, the primary cause was agent analysis in 42 (57.5%), the benchmark's reference, scoring or answer provenance in 23 (31.5%) and Galaxy platform or wrapper behaviour in 7 (9.6%; Fig. 4a). Benchmark-side causes dominated BixBench (13 of 22 tasks) and, because they tended to fail every attempt, accounted for 51.8% of all rejected primary runs.</w:t>
-      </w:r>
-    </w:p>
-    <w:p>
-      <w:pPr>
-        <w:spacing w:after="160" w:line="360"/>
-      </w:pPr>
-      <w:r>
-        <w:rPr>
-          <w:rFonts w:ascii="Arial" w:cs="Arial" w:eastAsia="Arial" w:hAnsi="Arial"/>
-        </w:rPr>
-        <w:t xml:space="preserve">Insufficient verification was the most common feature of agent failures. It was tagged in 42 of the 73 failing tasks (57.5%) and in 34 of 42 agent-analysis tasks (81.0%; Fig. 4b). Domain knowledge was implicated in 21 tasks, 17 of them together with insufficient verification; domain knowledge alone accounted for 4 (5.5%). The recorded failures therefore point less to missing biological or Galaxy knowledge than to analyses that were not checked before an answer was submitted.</w:t>
-      </w:r>
-    </w:p>
-    <w:p>
-      <w:pPr>
-        <w:spacing w:after="160" w:line="360"/>
-      </w:pPr>
-      <w:r>
-        <w:rPr>
-          <w:rFonts w:ascii="Arial" w:cs="Arial" w:eastAsia="Arial" w:hAnsi="Arial"/>
-        </w:rPr>
-        <w:t xml:space="preserve">Replicates separate two kinds of failure. A task–configuration set with one or two rejected attempts shows that the same agent can succeed or fail on the same task, depending on the analysis path it takes; a set with all three rejected shows a failure that repeats. Persistent failures recurred across arms (Fig. 4d) and were enriched for benchmark-side causes: 12 of the 25 tasks with a set rejected three times had a reference, scoring or provenance cause, compared with 11 of 48 tasks whose failures were sporadic (Fig. 4c). Sporadic failures were mostly agent analysis (30 of 48) and included 6 of the 7 Galaxy platform tasks, which other attempts overcame. Insufficient verification occurred in both groups (13 of 25 and 29 of 48). Three failures in three attempts thus often signal an ambiguous task, reference or scorer, or a consistent analysis mistake, whereas one or two failures point to divergent analysis paths that sibling traces can compare.</w:t>
-      </w:r>
-    </w:p>
-    <w:p>
-      <w:pPr>
-        <w:spacing w:after="160" w:line="360"/>
-      </w:pPr>
-      <w:r>
-        <w:rPr>
-          <w:rFonts w:ascii="Arial" w:cs="Arial" w:eastAsia="Arial" w:hAnsi="Arial"/>
-        </w:rPr>
-        <w:t xml:space="preserve">Traces show which checks were missing (Fig. 4e). For bix-52-q2, a digits-only chromosome filter silently dropped W and Z, and the run accepted the reduced denominator; another run asserted the expected 20 groups and avoided the error. In variant-status-q1, apparent alternate alleles came from read ends; two Sol Galaxy runs audited allele support by read position and rejected the artifact. In exogenous-mix-reads-q1, code and Galaxy runs fitted and scored a classifier on the same reference reads, whereas a correct run held out read groups. Checks were also run and then ignored: on histone-chip-q1, a DeepSeek Galaxy run retained a candidate after its own overlap check returned near-zero agreement, and on the IWC mitogenome task, circularity and self-mapping were taken as evidence of organellar identity. The same mistakes occurred in both arms. Galaxy histories retained the tools, parameters and job states behind each decision, which located where each analysis went wrong; successful execution, however, did not establish that the analysis was appropriate.</w:t>
+        <w:t xml:space="preserve">Benchmark scores show how often agents fail, but not why. To find the causes of failure, we audited every task on which at least one run was rejected: 22 BixBench and 51 CompBioBench tasks among the primary configurations, together with seven IWC workflows and tasks that failed only in other archived configurations (93 tasks in total; Methods). For each task, an AI-assisted review of traces and outputs assigned one primary cause and non-exclusive tags. Among the 73 failing binary-benchmark tasks, the primary cause was agent analysis in 42 (57.5%), the benchmark's reference, scoring or answer provenance in 23 (31.5%) and Galaxy platform or wrapper behaviour in 7 (9.6%; Fig. 4a). Benchmark-side causes dominated BixBench (13 of 22 tasks) and, because they tended to fail every attempt, accounted for 51.8% of all rejected primary runs.</w:t>
+      </w:r>
+    </w:p>
+    <w:p>
+      <w:pPr>
+        <w:spacing w:after="160" w:line="360"/>
+      </w:pPr>
+      <w:r>
+        <w:rPr>
+          <w:rFonts w:ascii="Arial" w:cs="Arial" w:eastAsia="Arial" w:hAnsi="Arial"/>
+        </w:rPr>
+        <w:t xml:space="preserve">Insufficient verification was the most common feature of failing analyses. It was tagged in 42 of the 73 failing tasks (57.5%) and in 34 of 42 agent-analysis tasks (81.0%; Fig. 4b). Domain knowledge was implicated in 21 tasks, 17 of them together with insufficient verification, and alone accounted for only 4 (5.5%). These results indicate that missing biological or Galaxy knowledge seldom explained failure on its own. More often, agents did not check whether their analysis supported their answer.</w:t>
+      </w:r>
+    </w:p>
+    <w:p>
+      <w:pPr>
+        <w:spacing w:after="160" w:line="360"/>
+      </w:pPr>
+      <w:r>
+        <w:rPr>
+          <w:rFonts w:ascii="Arial" w:cs="Arial" w:eastAsia="Arial" w:hAnsi="Arial"/>
+        </w:rPr>
+        <w:t xml:space="preserve">Replicate patterns distinguish two kinds of failure. When one or two of three attempts fail, the same agent can succeed or fail on the same task, depending on the analysis path it takes; when all three fail, the failure repeats. Persistent failures recurred in both environments (Fig. 4d) and were enriched for benchmark-side causes: 12 of the 25 tasks with a set rejected three times had a reference, scoring or provenance cause, compared with 11 of the 48 tasks with only sporadic failures (Fig. 4c). Sporadic failures were mostly agent analysis (30 of 48) and included 6 of the 7 tasks with a Galaxy platform cause, which other attempts overcame. Insufficient verification occurred in both groups (13 of 25 and 29 of 48). Thus, three failures in three attempts often signal an ambiguous task, reference or scorer, or a consistent analysis mistake, whereas one or two failures point to divergent analysis paths that can be compared across sibling traces.</w:t>
+      </w:r>
+    </w:p>
+    <w:p>
+      <w:pPr>
+        <w:spacing w:after="160" w:line="360"/>
+      </w:pPr>
+      <w:r>
+        <w:rPr>
+          <w:rFonts w:ascii="Arial" w:cs="Arial" w:eastAsia="Arial" w:hAnsi="Arial"/>
+        </w:rPr>
+        <w:t xml:space="preserve">Execution traces show which checks were missing (Fig. 4e). For bix-52-q2, a digits-only chromosome filter silently dropped W and Z, and the run accepted the reduced denominator; another run asserted the expected 20 groups and avoided the error. In variant-status-q1, apparent alternate alleles came from read ends; two Sol Galaxy runs audited allele support by read position and rejected the artifact. In exogenous-mix-reads-q1, code and Galaxy runs fitted and scored a classifier on the same reference reads, whereas a correct run held out read groups. Agents also ran checks and then ignored them. On histone-chip-q1, a DeepSeek Galaxy run retained a candidate after its own overlap check returned near-zero agreement, and on the IWC mitogenome task, circularity and self-mapping were taken as evidence of organellar identity. The same mistakes occurred in both environments.</w:t>
+      </w:r>
+    </w:p>
+    <w:p>
+      <w:pPr>
+        <w:spacing w:after="160" w:line="360"/>
+      </w:pPr>
+      <w:r>
+        <w:rPr>
+          <w:rFonts w:ascii="Arial" w:cs="Arial" w:eastAsia="Arial" w:hAnsi="Arial"/>
+        </w:rPr>
+        <w:t xml:space="preserve">For Galaxy runs, histories recorded the tools, parameters and job states behind each decision, which located where the analysis went wrong; successful execution, however, did not establish that an analysis was appropriate. Together, these results show that verification is the main barrier to reliable agent analyses: agents need task-specific checks and stopping rules that change the conclusion when a check fails.</w:t>
       </w:r>
     </w:p>
     <w:p>
@@ -346,51 +364,51 @@
         <w:rPr>
           <w:rFonts w:ascii="Arial" w:cs="Arial" w:eastAsia="Arial" w:hAnsi="Arial"/>
         </w:rPr>
-        <w:t xml:space="preserve">Galaxy used more input tokens than open-ended code on the two question-answering benchmarks but not on the workflow benchmark. Total Galaxy input divided by total code input over paired task–configuration cells was 4.25 (3.25 to 5.66) on BixBench and 2.70 (2.21 to 3.32) on CompBioBench, but 0.90 (0.46 to 2.88) on IWC (Fig. 5g). On IWC, some code runs consumed very large inputs—a mean of 30.3 million tokens per code run on ATAC-seq, against 7.9 million in Galaxy—and Galaxy used less total input for three of four configurations. Excluding cached context, Galaxy's point estimate exceeded code in all 12 benchmark–configuration comparisons (pooled uncached ratios 2.65 (2.23 to 3.15), 3.44 (2.99 to 3.97) and 1.42 (1.06 to 2.23)). The median of within-cell ratios, which weights each task equally, gave higher estimates (5.17 (4.06 to 6.88), 4.42 (3.53 to 5.41) and 1.75 (0.71 to 5.18)). Within discordant sets, rejected and accepted attempts used similar input (Fig. 5h); we found no consistent token difference between correct and incorrect answers in either arm.</w:t>
-      </w:r>
-    </w:p>
-    <w:p>
-      <w:pPr>
-        <w:spacing w:after="160" w:line="360"/>
-      </w:pPr>
-      <w:r>
-        <w:rPr>
-          <w:rFonts w:ascii="Arial" w:cs="Arial" w:eastAsia="Arial" w:hAnsi="Arial"/>
-        </w:rPr>
-        <w:t xml:space="preserve">Model choice changed resource use as much as the environment did. On tasks with complete records in all eight model–arm groups, GPT-5.5 lay on the point-estimate accuracy–token frontier in 6 of six benchmark–arm views and Sol in 5 (Fig. 5a–f). Sol had the highest CompBioBench agreement in both arms and the highest IWC agreement with code, at higher input than GPT-5.5. Luna was dominated in every view and DeepSeek V4 Pro in five, using more input without higher accuracy. The Galaxy/code ratio also varied by configuration, from 2.82 (2.12 to 3.81) for GPT-5.5 to 6.33 (4.04 to 9.71) for Luna on BixBench (Fig. 5g). Selecting an efficient configuration is therefore a first-order lever on resource use in either environment.</w:t>
-      </w:r>
-    </w:p>
-    <w:p>
-      <w:pPr>
-        <w:spacing w:after="160" w:line="360"/>
-      </w:pPr>
-      <w:r>
-        <w:rPr>
-          <w:rFonts w:ascii="Arial" w:cs="Arial" w:eastAsia="Arial" w:hAnsi="Arial"/>
-        </w:rPr>
-        <w:t xml:space="preserve">Interface traces show where Galaxy's additional context came from. The primary configurations made 66,316 Galaxy interface calls, and the input of each Galaxy run tracked its number of interface calls and shell commands closely (Spearman ρ = 0.89, 0.86 and 0.83 for BixBench, CompBioBench and IWC), so fewer interactions should mean fewer tokens. Tool discovery was the largest burden: search and tool inspection made up 46.7%, 43.5% and 53.5% of calls and 69.1%, 43.5% and 50.8% of returned text (Fig. 6a,b). Searches almost never failed, but they often did not lead to a usable tool: 45.1–53.0% of the tools inspected in a run were never run in that run, and 417 calls failed because the requested tool identifier did not exist.</w:t>
-      </w:r>
-    </w:p>
-    <w:p>
-      <w:pPr>
-        <w:spacing w:after="160" w:line="360"/>
-      </w:pPr>
-      <w:r>
-        <w:rPr>
-          <w:rFonts w:ascii="Arial" w:cs="Arial" w:eastAsia="Arial" w:hAnsi="Arial"/>
-        </w:rPr>
-        <w:t xml:space="preserve">Failed calls added further rounds of interaction. Of 7,354 failed Galaxy calls, 3,155 (42.9%) were rejected before a job ran, most often because a tool schema required history context (1,119) or a parameter value failed validation (769). Another 3,341 (45.4%) failed during execution, the largest class being 1,601 job errors returned without diagnostic text (Fig. 6c). UDTs were the most failure-prone operation: 50.6% of 4,960 UDT calls returned ok (Fig. 6a,d), and 64.6% of failed UDT jobs failed before execution without diagnostic text (Fig. 6e). Without a stated reason, agents resubmitted an identical request after 50.0% of such failures, and 78.4% of these resubmissions failed again (Fig. 6e). In 43.5% of CompBioBench Galaxy runs, agents wrote probe or preflight UDTs to diagnose the environment themselves.</w:t>
-      </w:r>
-    </w:p>
-    <w:p>
-      <w:pPr>
-        <w:spacing w:after="160" w:line="360"/>
-      </w:pPr>
-      <w:r>
-        <w:rPr>
-          <w:rFonts w:ascii="Arial" w:cs="Arial" w:eastAsia="Arial" w:hAnsi="Arial"/>
-        </w:rPr>
-        <w:t xml:space="preserve">These measurements identify concrete interface changes: relevance-ranked tool search with reusable inventories; history-scoped schemas that return only the parameters relevant to a request; preflight checks of UDT dependencies and dispatch with actionable failure messages; and compact responses that keep complete records retrievable rather than in the model's context. Each change has a measurable target in the archive and a quality guardrail—correct tool retrieval, fidelity of requested to resolved parameters and reporting of failure diagnostics.</w:t>
+        <w:t xml:space="preserve">Agents consume model context with every interaction, so token use drives the cost of an agent analysis. Galaxy runs used more input tokens than open-ended code runs on the two question-answering benchmarks, but not on the workflow benchmark (Fig. 5g). Total Galaxy input divided by total code input over paired task–configuration cells was 4.25 (3.25 to 5.66) on BixBench and 2.70 (2.21 to 3.32) on CompBioBench, but 0.90 (0.46 to 2.88) on IWC. On IWC, some code runs consumed very large inputs—a mean of 30.3 million tokens per code run on the ATAC-seq task, compared with 7.9 million in Galaxy—and Galaxy used less total input for three of four configurations. When we excluded cached context, Galaxy's point estimate exceeded code in all 12 benchmark–configuration comparisons (pooled uncached ratios 2.65 (2.23 to 3.15), 3.44 (2.99 to 3.97) and 1.42 (1.06 to 2.23)). The median of within-task ratios, which weights each task equally, gave higher estimates (5.17 (4.06 to 6.88), 4.42 (3.53 to 5.41) and 1.75 (0.71 to 5.18)). Within discordant sets, rejected and accepted attempts used similar input (Fig. 5h).</w:t>
+      </w:r>
+    </w:p>
+    <w:p>
+      <w:pPr>
+        <w:spacing w:after="160" w:line="360"/>
+      </w:pPr>
+      <w:r>
+        <w:rPr>
+          <w:rFonts w:ascii="Arial" w:cs="Arial" w:eastAsia="Arial" w:hAnsi="Arial"/>
+        </w:rPr>
+        <w:t xml:space="preserve">Model choice affected resource use as much as the environment did (Fig. 5a–f). On tasks with complete records in all eight model–environment groups, GPT-5.5 lay on the point-estimate accuracy–token frontier in 6 of six benchmark–environment views and Sol in 5. Sol gave the highest CompBioBench agreement in both environments and the highest IWC agreement with code, at higher input than GPT-5.5. In contrast, Luna was dominated in every view and DeepSeek V4 Pro in five, using more input without higher accuracy. The Galaxy/code ratio also varied with configuration, from 2.82 (2.12 to 3.81) for GPT-5.5 to 6.33 (4.04 to 9.71) for Luna on BixBench (Fig. 5g). These results show that selecting an efficient model configuration is a first-order way to reduce cost in either environment.</w:t>
+      </w:r>
+    </w:p>
+    <w:p>
+      <w:pPr>
+        <w:spacing w:after="160" w:line="360"/>
+      </w:pPr>
+      <w:r>
+        <w:rPr>
+          <w:rFonts w:ascii="Arial" w:cs="Arial" w:eastAsia="Arial" w:hAnsi="Arial"/>
+        </w:rPr>
+        <w:t xml:space="preserve">To find where Galaxy's additional context came from, we analysed every Galaxy interface call. The four configurations made 66,316 calls, and the input of each Galaxy run closely tracked its number of interface calls and shell commands (Spearman ρ = 0.89, 0.86 and 0.83 for BixBench, CompBioBench and IWC). Three interface problems stood out (Fig. 6). First, tool discovery was the largest burden. Search and tool inspection made up 46.7%, 43.5% and 53.5% of calls and 69.1%, 43.5% and 50.8% of returned text (Fig. 6a,b). Searches rarely failed but often did not lead to a usable tool: 45.1–53.0% of the tools inspected in a run were never run in that run, and 417 calls failed because the requested tool identifier did not exist.</w:t>
+      </w:r>
+    </w:p>
+    <w:p>
+      <w:pPr>
+        <w:spacing w:after="160" w:line="360"/>
+      </w:pPr>
+      <w:r>
+        <w:rPr>
+          <w:rFonts w:ascii="Arial" w:cs="Arial" w:eastAsia="Arial" w:hAnsi="Arial"/>
+        </w:rPr>
+        <w:t xml:space="preserve">Second, many requests were rejected before a job ran. Of 7,354 failed Galaxy calls, 3,155 (42.9%) failed at this stage, most often because a tool schema required history context (1,119) or a parameter value failed validation (769; Fig. 6c). Third, failures often came without an explanation. Another 3,341 calls (45.4%) failed during execution, and the largest class of these, 1,601 calls, returned a job error without diagnostic text. UDTs were the most failure-prone operation: 50.6% of 4,960 UDT calls returned ok (Fig. 6a,d), and 64.6% of failed UDT jobs failed before execution without diagnostic text (Fig. 6e). Without a stated reason, agents resubmitted an identical request after 50.0% of such failures, and 78.4% of these resubmissions failed again (Fig. 6e). In 43.5% of CompBioBench Galaxy runs, agents wrote probe or preflight UDTs to diagnose the environment themselves.</w:t>
+      </w:r>
+    </w:p>
+    <w:p>
+      <w:pPr>
+        <w:spacing w:after="160" w:line="360"/>
+      </w:pPr>
+      <w:r>
+        <w:rPr>
+          <w:rFonts w:ascii="Arial" w:cs="Arial" w:eastAsia="Arial" w:hAnsi="Arial"/>
+        </w:rPr>
+        <w:t xml:space="preserve">Each problem points to a concrete improvement to the Galaxy interface: relevance-ranked tool search with reusable tool inventories; history-scoped schemas that return only the parameters relevant to a request; preflight checks of UDT dependencies and dispatch with actionable failure messages; and compact responses that keep complete records retrievable rather than in the model's context. Each improvement has a measurable target in this archive and a quality safeguard—correct tool retrieval, agreement between requested and resolved parameters, and reporting of failure diagnostics. Together, these results show that much of Galaxy's token overhead is linked to specific interface costs that can be addressed.</w:t>
       </w:r>
     </w:p>
     <w:p>
@@ -409,7 +427,7 @@
         <w:rPr>
           <w:rFonts w:ascii="Arial" w:cs="Arial" w:eastAsia="Arial" w:hAnsi="Arial"/>
         </w:rPr>
-        <w:t xml:space="preserve"> The planned result closes the loop from benchmark to infrastructure in two parts. First, it will report the development rounds that preceded the archived runs—condensed prompts and skills, then consolidation of the Model Context Protocol (MCP) interface, with combined submission and waiting, automated records and parameter checks, and compact returns—with their cohorts, interface versions and Galaxy/code ratios under the definition used here. Second, it will report a prospective comparison on BixBench-Verified-50 of a frozen baseline, prompt and skill changes, MCP changes and both, run alongside a contemporaneous code arm. That comparison will count tokens per assigned attempt, failures included, with accuracy, parameter fidelity and diagnostic completeness as guardrails. The archived GPT-5.5 BixBench ratio of total input, 2.82 (2.12 to 3.81), is the reference point. </w:t>
+        <w:t xml:space="preserve"> The planned result will close the loop from benchmark to infrastructure in two parts. First, it will report the development rounds that preceded the archived runs—condensed prompts and skills, then consolidation of the Model Context Protocol (MCP) interface, with combined submission and waiting, automated records and parameter checks, and compact returns—with their cohorts, interface versions and Galaxy/code ratios under the definition used here. Second, it will report a prospective comparison on BixBench-Verified-50 of a frozen baseline, prompt and skill changes, MCP changes and both, run alongside a contemporaneous code arm. That comparison will count tokens per assigned attempt, failures included, with accuracy, parameter fidelity and diagnostic completeness as safeguards. The archived GPT-5.5 BixBench ratio of total input, 2.82 (2.12 to 3.81), is the reference point. </w:t>
       </w:r>
       <w:r>
         <w:rPr>
@@ -450,29 +468,77 @@
         <w:rPr>
           <w:rFonts w:ascii="Arial" w:cs="Arial" w:eastAsia="Arial" w:hAnsi="Arial"/>
         </w:rPr>
-        <w:t xml:space="preserve">Agents reached similar benchmark performance in Galaxy and in open-ended code, and Galaxy had fewer sporadic failures but as many persistent ones. Failure analysis points to verification, rather than knowledge, as the main bottleneck: failing analyses were seldom explained by missing domain knowledge or by the platform, and most lacked a check that would have exposed the error—an identifier assertion, a held-out evaluation, a read-level artifact test or a response to contradictory evidence. About a third of failing tasks traced to benchmark references or scoring, and these failures often persisted across attempts and environments. Benchmark curation and agent verification are therefore both prerequisites for interpreting agent accuracy.</w:t>
-      </w:r>
-    </w:p>
-    <w:p>
-      <w:pPr>
-        <w:spacing w:after="160" w:line="360"/>
-      </w:pPr>
-      <w:r>
-        <w:rPr>
-          <w:rFonts w:ascii="Arial" w:cs="Arial" w:eastAsia="Arial" w:hAnsi="Arial"/>
-        </w:rPr>
-        <w:t xml:space="preserve">Galaxy's resource cost was real but specific. On question-answering tasks, Galaxy runs consumed severalfold more input, much of it reread context driven by tool discovery, schema errors and failures returned without diagnostics. These are interface properties rather than inherent costs of a workbench, and on workflow tasks Galaxy did not use more total input than open-ended code. Model selection changed resource use as much as the environment did. Benchmarks that record interface activity can therefore direct workbench development to specific changes and then test whether those changes reduce tokens while preserving accuracy and provenance; the intervention study specified here will make that test.</w:t>
-      </w:r>
-    </w:p>
-    <w:p>
-      <w:pPr>
-        <w:spacing w:after="160" w:line="360"/>
-      </w:pPr>
-      <w:r>
-        <w:rPr>
-          <w:rFonts w:ascii="Arial" w:cs="Arial" w:eastAsia="Arial" w:hAnsi="Arial"/>
-        </w:rPr>
-        <w:t xml:space="preserve">The evidence is retrospective, and several limitations bound its interpretation. The arms differed in prompts, time budgets, runtime environments and campaign histories, including CompBioBench Galaxy runs drawn from campaigns named for wrong answers or target scores; our estimates describe assigned arms, not an isolated effect of Galaxy. The CompBioBench endpoint uses a reconstructed key and some IWC references were calibrated from agent runs. The audit covers every failing task, but its labels are AI-assisted and await blinded expert adjudication, and its tags do not test knowledge directly. Recorded tokens are not provider cost, and retained records have not yet been replayed independently or on a second Galaxy deployment.</w:t>
+        <w:t xml:space="preserve">AI agents can now perform biomedical analyses from start to finish, but it has been difficult to know whether their analyses can be trusted and what a workbench contributes. This study addresses this gap by comparing agents working in Galaxy with agents writing open-ended code across three benchmarks and by tracing the causes of every failing task. Agents performed similarly in both environments, and Galaxy runs reached the correct answer more consistently across repeated attempts. Galaxy histories also recorded analyses in enough detail to locate where they went wrong.</w:t>
+      </w:r>
+    </w:p>
+    <w:p>
+      <w:pPr>
+        <w:spacing w:after="160" w:line="360"/>
+      </w:pPr>
+      <w:r>
+        <w:rPr>
+          <w:rFonts w:ascii="Arial" w:cs="Arial" w:eastAsia="Arial" w:hAnsi="Arial"/>
+        </w:rPr>
+        <w:t xml:space="preserve">Our failure analysis identifies verification, rather than knowledge, as the main barrier to reliable agent analyses. Failing analyses were seldom explained by missing domain knowledge or by the platform, and most lacked a check that would have exposed the error—an identifier assertion, a held-out evaluation, a read-level artifact test or a response to contradictory evidence. Similar problems are well documented in machine-learning-based science, where leakage between training and evaluation data is a major source of overoptimistic results,</w:t>
+      </w:r>
+      <w:r>
+        <w:rPr>
+          <w:rFonts w:ascii="Arial" w:cs="Arial" w:eastAsia="Arial" w:hAnsi="Arial"/>
+          <w:vertAlign w:val="superscript"/>
+        </w:rPr>
+        <w:t xml:space="preserve">12</w:t>
+      </w:r>
+      <w:r>
+        <w:rPr>
+          <w:rFonts w:ascii="Arial" w:cs="Arial" w:eastAsia="Arial" w:hAnsi="Arial"/>
+        </w:rPr>
+        <w:t xml:space="preserve"> and the growing use of AI in science increases the need for such safeguards.</w:t>
+      </w:r>
+      <w:r>
+        <w:rPr>
+          <w:rFonts w:ascii="Arial" w:cs="Arial" w:eastAsia="Arial" w:hAnsi="Arial"/>
+          <w:vertAlign w:val="superscript"/>
+        </w:rPr>
+        <w:t xml:space="preserve">6</w:t>
+      </w:r>
+      <w:r>
+        <w:rPr>
+          <w:rFonts w:ascii="Arial" w:cs="Arial" w:eastAsia="Arial" w:hAnsi="Arial"/>
+        </w:rPr>
+        <w:t xml:space="preserve"> About a third of failing tasks traced to benchmark references or scoring, and these failures often persisted across attempts and environments. Benchmark curation and agent verification are therefore both needed to interpret agent accuracy.</w:t>
+      </w:r>
+    </w:p>
+    <w:p>
+      <w:pPr>
+        <w:spacing w:after="160" w:line="360"/>
+      </w:pPr>
+      <w:r>
+        <w:rPr>
+          <w:rFonts w:ascii="Arial" w:cs="Arial" w:eastAsia="Arial" w:hAnsi="Arial"/>
+        </w:rPr>
+        <w:t xml:space="preserve">Galaxy's resource cost was real but specific. On question-answering tasks, Galaxy runs consumed several times more input, and interface traces linked this overhead to tool discovery, rejected requests and failures without diagnostics. These are properties of the interface rather than inherent costs of a workbench, and on workflow tasks Galaxy did not use more total input than open-ended code. Benchmarks that record interface activity can therefore guide workbench development toward specific improvements and then test whether those improvements reduce tokens while preserving accuracy and provenance.</w:t>
+      </w:r>
+    </w:p>
+    <w:p>
+      <w:pPr>
+        <w:spacing w:after="160" w:line="360"/>
+      </w:pPr>
+      <w:r>
+        <w:rPr>
+          <w:rFonts w:ascii="Arial" w:cs="Arial" w:eastAsia="Arial" w:hAnsi="Arial"/>
+        </w:rPr>
+        <w:t xml:space="preserve">Despite these strengths, this study has several limitations. First, it is retrospective, and the environments differed in prompts, time budgets, runtime environments and campaign histories, including CompBioBench Galaxy runs drawn from campaigns named for wrong answers or target scores. Second, the CompBioBench endpoint uses a reconstructed key, and some IWC references were calibrated from agent runs. Third, the failure audit covers every failing task, but its labels are AI-assisted and await blinded expert adjudication, and its tags do not test knowledge directly. Finally, recorded tokens are not provider cost, and retained records have not yet been replayed independently or on a second Galaxy deployment.</w:t>
+      </w:r>
+    </w:p>
+    <w:p>
+      <w:pPr>
+        <w:spacing w:after="160" w:line="360"/>
+      </w:pPr>
+      <w:r>
+        <w:rPr>
+          <w:rFonts w:ascii="Arial" w:cs="Arial" w:eastAsia="Arial" w:hAnsi="Arial"/>
+        </w:rPr>
+        <w:t xml:space="preserve">Future work will extend this study in several directions. We will test the interface improvements identified here in the controlled comparison specified above and confirm the results on a second benchmark. Blinded expert review and replay on a second Galaxy deployment are needed to validate the audit and the records. Finally, agent workflows should include task-specific verification steps, so that agents test their analyses before reporting an answer. These directions build on Galaxy's strengths in accessibility, reproducibility and provenance to make agent analyses more reliable.</w:t>
       </w:r>
     </w:p>
     <w:p>
@@ -804,7 +870,7 @@
         <w:rPr>
           <w:rFonts w:ascii="Arial" w:cs="Arial" w:eastAsia="Arial" w:hAnsi="Arial"/>
         </w:rPr>
-        <w:t xml:space="preserve">The Galaxy Community. The Galaxy platform for accessible, reproducible, and collaborative data analyses: 2024 update. </w:t>
+        <w:t xml:space="preserve">Messeri, L. &amp; Crockett, M. J. The uncritical adoption of AI in science is alarming — we urgently need guard rails. </w:t>
       </w:r>
       <w:r>
         <w:rPr>
@@ -812,7 +878,7 @@
           <w:i/>
           <w:iCs/>
         </w:rPr>
-        <w:t xml:space="preserve">Nucleic Acids Res.</w:t>
+        <w:t xml:space="preserve">Nature</w:t>
       </w:r>
       <w:r>
         <w:rPr>
@@ -826,13 +892,13 @@
           <w:b/>
           <w:bCs/>
         </w:rPr>
-        <w:t xml:space="preserve">52</w:t>
-      </w:r>
-      <w:r>
-        <w:rPr>
-          <w:rFonts w:ascii="Arial" w:cs="Arial" w:eastAsia="Arial" w:hAnsi="Arial"/>
-        </w:rPr>
-        <w:t xml:space="preserve">, W83–W94 (2024).</w:t>
+        <w:t xml:space="preserve">653</w:t>
+      </w:r>
+      <w:r>
+        <w:rPr>
+          <w:rFonts w:ascii="Arial" w:cs="Arial" w:eastAsia="Arial" w:hAnsi="Arial"/>
+        </w:rPr>
+        <w:t xml:space="preserve">, 675–676 (2026).</w:t>
       </w:r>
     </w:p>
     <w:p>
@@ -849,7 +915,7 @@
         <w:rPr>
           <w:rFonts w:ascii="Arial" w:cs="Arial" w:eastAsia="Arial" w:hAnsi="Arial"/>
         </w:rPr>
-        <w:t xml:space="preserve">Goecks, J., Nekrutenko, A., Taylor, J. &amp; The Galaxy Team. Galaxy: a comprehensive approach for supporting accessible, reproducible, and transparent computational research in the life sciences. </w:t>
+        <w:t xml:space="preserve">Wratten, L., Wilm, A. &amp; Göke, J. Reproducible, scalable, and shareable analysis pipelines with bioinformatics workflow managers. </w:t>
       </w:r>
       <w:r>
         <w:rPr>
@@ -857,7 +923,7 @@
           <w:i/>
           <w:iCs/>
         </w:rPr>
-        <w:t xml:space="preserve">Genome Biol.</w:t>
+        <w:t xml:space="preserve">Nat. Methods</w:t>
       </w:r>
       <w:r>
         <w:rPr>
@@ -871,13 +937,13 @@
           <w:b/>
           <w:bCs/>
         </w:rPr>
-        <w:t xml:space="preserve">11</w:t>
-      </w:r>
-      <w:r>
-        <w:rPr>
-          <w:rFonts w:ascii="Arial" w:cs="Arial" w:eastAsia="Arial" w:hAnsi="Arial"/>
-        </w:rPr>
-        <w:t xml:space="preserve">, R86 (2010).</w:t>
+        <w:t xml:space="preserve">18</w:t>
+      </w:r>
+      <w:r>
+        <w:rPr>
+          <w:rFonts w:ascii="Arial" w:cs="Arial" w:eastAsia="Arial" w:hAnsi="Arial"/>
+        </w:rPr>
+        <w:t xml:space="preserve">, 1161–1168 (2021).</w:t>
       </w:r>
     </w:p>
     <w:p>
@@ -894,7 +960,7 @@
         <w:rPr>
           <w:rFonts w:ascii="Arial" w:cs="Arial" w:eastAsia="Arial" w:hAnsi="Arial"/>
         </w:rPr>
-        <w:t xml:space="preserve">Wratten, L., Wilm, A. &amp; Göke, J. Reproducible, scalable, and shareable analysis pipelines with bioinformatics workflow managers. </w:t>
+        <w:t xml:space="preserve">Heil, B. J. et al. Reproducibility standards for machine learning in the life sciences. </w:t>
       </w:r>
       <w:r>
         <w:rPr>
@@ -922,7 +988,7 @@
         <w:rPr>
           <w:rFonts w:ascii="Arial" w:cs="Arial" w:eastAsia="Arial" w:hAnsi="Arial"/>
         </w:rPr>
-        <w:t xml:space="preserve">, 1161–1168 (2021).</w:t>
+        <w:t xml:space="preserve">, 1132–1135 (2021).</w:t>
       </w:r>
     </w:p>
     <w:p>
@@ -939,7 +1005,7 @@
         <w:rPr>
           <w:rFonts w:ascii="Arial" w:cs="Arial" w:eastAsia="Arial" w:hAnsi="Arial"/>
         </w:rPr>
-        <w:t xml:space="preserve">Heil, B. J. et al. Reproducibility standards for machine learning in the life sciences. </w:t>
+        <w:t xml:space="preserve">The Galaxy Community. The Galaxy platform for accessible, reproducible, and collaborative data analyses: 2024 update. </w:t>
       </w:r>
       <w:r>
         <w:rPr>
@@ -947,7 +1013,7 @@
           <w:i/>
           <w:iCs/>
         </w:rPr>
-        <w:t xml:space="preserve">Nat. Methods</w:t>
+        <w:t xml:space="preserve">Nucleic Acids Res.</w:t>
       </w:r>
       <w:r>
         <w:rPr>
@@ -961,13 +1027,13 @@
           <w:b/>
           <w:bCs/>
         </w:rPr>
-        <w:t xml:space="preserve">18</w:t>
-      </w:r>
-      <w:r>
-        <w:rPr>
-          <w:rFonts w:ascii="Arial" w:cs="Arial" w:eastAsia="Arial" w:hAnsi="Arial"/>
-        </w:rPr>
-        <w:t xml:space="preserve">, 1132–1135 (2021).</w:t>
+        <w:t xml:space="preserve">52</w:t>
+      </w:r>
+      <w:r>
+        <w:rPr>
+          <w:rFonts w:ascii="Arial" w:cs="Arial" w:eastAsia="Arial" w:hAnsi="Arial"/>
+        </w:rPr>
+        <w:t xml:space="preserve">, W83–W94 (2024).</w:t>
       </w:r>
     </w:p>
     <w:p>
@@ -984,7 +1050,7 @@
         <w:rPr>
           <w:rFonts w:ascii="Arial" w:cs="Arial" w:eastAsia="Arial" w:hAnsi="Arial"/>
         </w:rPr>
-        <w:t xml:space="preserve">Ahlmann-Eltze, C., Huber, W. &amp; Anders, S. Deep-learning-based gene perturbation effect prediction does not yet outperform simple linear baselines. </w:t>
+        <w:t xml:space="preserve">Goecks, J., Nekrutenko, A., Taylor, J. &amp; The Galaxy Team. Galaxy: a comprehensive approach for supporting accessible, reproducible, and transparent computational research in the life sciences. </w:t>
       </w:r>
       <w:r>
         <w:rPr>
@@ -992,6 +1058,51 @@
           <w:i/>
           <w:iCs/>
         </w:rPr>
+        <w:t xml:space="preserve">Genome Biol.</w:t>
+      </w:r>
+      <w:r>
+        <w:rPr>
+          <w:rFonts w:ascii="Arial" w:cs="Arial" w:eastAsia="Arial" w:hAnsi="Arial"/>
+        </w:rPr>
+        <w:t xml:space="preserve"> </w:t>
+      </w:r>
+      <w:r>
+        <w:rPr>
+          <w:rFonts w:ascii="Arial" w:cs="Arial" w:eastAsia="Arial" w:hAnsi="Arial"/>
+          <w:b/>
+          <w:bCs/>
+        </w:rPr>
+        <w:t xml:space="preserve">11</w:t>
+      </w:r>
+      <w:r>
+        <w:rPr>
+          <w:rFonts w:ascii="Arial" w:cs="Arial" w:eastAsia="Arial" w:hAnsi="Arial"/>
+        </w:rPr>
+        <w:t xml:space="preserve">, R86 (2010).</w:t>
+      </w:r>
+    </w:p>
+    <w:p>
+      <w:pPr>
+        <w:spacing w:after="80" w:line="276"/>
+      </w:pPr>
+      <w:r>
+        <w:rPr>
+          <w:rFonts w:ascii="Arial" w:cs="Arial" w:eastAsia="Arial" w:hAnsi="Arial"/>
+        </w:rPr>
+        <w:t xml:space="preserve">11. </w:t>
+      </w:r>
+      <w:r>
+        <w:rPr>
+          <w:rFonts w:ascii="Arial" w:cs="Arial" w:eastAsia="Arial" w:hAnsi="Arial"/>
+        </w:rPr>
+        <w:t xml:space="preserve">Ahlmann-Eltze, C., Huber, W. &amp; Anders, S. Deep-learning-based gene perturbation effect prediction does not yet outperform simple linear baselines. </w:t>
+      </w:r>
+      <w:r>
+        <w:rPr>
+          <w:rFonts w:ascii="Arial" w:cs="Arial" w:eastAsia="Arial" w:hAnsi="Arial"/>
+          <w:i/>
+          <w:iCs/>
+        </w:rPr>
         <w:t xml:space="preserve">Nat. Methods</w:t>
       </w:r>
       <w:r>
@@ -1013,6 +1124,51 @@
           <w:rFonts w:ascii="Arial" w:cs="Arial" w:eastAsia="Arial" w:hAnsi="Arial"/>
         </w:rPr>
         <w:t xml:space="preserve">, 1657–1661 (2025).</w:t>
+      </w:r>
+    </w:p>
+    <w:p>
+      <w:pPr>
+        <w:spacing w:after="80" w:line="276"/>
+      </w:pPr>
+      <w:r>
+        <w:rPr>
+          <w:rFonts w:ascii="Arial" w:cs="Arial" w:eastAsia="Arial" w:hAnsi="Arial"/>
+        </w:rPr>
+        <w:t xml:space="preserve">12. </w:t>
+      </w:r>
+      <w:r>
+        <w:rPr>
+          <w:rFonts w:ascii="Arial" w:cs="Arial" w:eastAsia="Arial" w:hAnsi="Arial"/>
+        </w:rPr>
+        <w:t xml:space="preserve">Kapoor, S. &amp; Narayanan, A. Leakage and the reproducibility crisis in machine-learning-based science. </w:t>
+      </w:r>
+      <w:r>
+        <w:rPr>
+          <w:rFonts w:ascii="Arial" w:cs="Arial" w:eastAsia="Arial" w:hAnsi="Arial"/>
+          <w:i/>
+          <w:iCs/>
+        </w:rPr>
+        <w:t xml:space="preserve">Patterns</w:t>
+      </w:r>
+      <w:r>
+        <w:rPr>
+          <w:rFonts w:ascii="Arial" w:cs="Arial" w:eastAsia="Arial" w:hAnsi="Arial"/>
+        </w:rPr>
+        <w:t xml:space="preserve"> </w:t>
+      </w:r>
+      <w:r>
+        <w:rPr>
+          <w:rFonts w:ascii="Arial" w:cs="Arial" w:eastAsia="Arial" w:hAnsi="Arial"/>
+          <w:b/>
+          <w:bCs/>
+        </w:rPr>
+        <w:t xml:space="preserve">4</w:t>
+      </w:r>
+      <w:r>
+        <w:rPr>
+          <w:rFonts w:ascii="Arial" w:cs="Arial" w:eastAsia="Arial" w:hAnsi="Arial"/>
+        </w:rPr>
+        <w:t xml:space="preserve">, 100804 (2023).</w:t>
       </w:r>
     </w:p>
     <w:p>
@@ -1152,7 +1308,7 @@
           <w:rFonts w:ascii="Arial" w:cs="Arial" w:eastAsia="Arial" w:hAnsi="Arial"/>
           <w:vertAlign w:val="superscript"/>
         </w:rPr>
-        <w:t xml:space="preserve">11</w:t>
+        <w:t xml:space="preserve">13</w:t>
       </w:r>
       <w:r>
         <w:rPr>
@@ -1449,7 +1605,7 @@
         <w:rPr>
           <w:rFonts w:ascii="Arial" w:cs="Arial" w:eastAsia="Arial" w:hAnsi="Arial"/>
         </w:rPr>
-        <w:t xml:space="preserve">11. </w:t>
+        <w:t xml:space="preserve">13. </w:t>
       </w:r>
       <w:r>
         <w:rPr>
